--- a/t31_s2.docx
+++ b/t31_s2.docx
@@ -3,2348 +3,998 @@
 <w:document xmlns:wpc="http://schemas.microsoft.com/office/word/2010/wordprocessingCanvas" xmlns:mo="http://schemas.microsoft.com/office/mac/office/2008/main" xmlns:mc="http://schemas.openxmlformats.org/markup-compatibility/2006" xmlns:mv="urn:schemas-microsoft-com:mac:vml" xmlns:o="urn:schemas-microsoft-com:office:office" xmlns:r="http://schemas.openxmlformats.org/officeDocument/2006/relationships" xmlns:m="http://schemas.openxmlformats.org/officeDocument/2006/math" xmlns:v="urn:schemas-microsoft-com:vml" xmlns:wp14="http://schemas.microsoft.com/office/word/2010/wordprocessingDrawing" xmlns:wp="http://schemas.openxmlformats.org/drawingml/2006/wordprocessingDrawing" xmlns:w10="urn:schemas-microsoft-com:office:word" xmlns:w="http://schemas.openxmlformats.org/wordprocessingml/2006/main" xmlns:w14="http://schemas.microsoft.com/office/word/2010/wordml" xmlns:wpg="http://schemas.microsoft.com/office/word/2010/wordprocessingGroup" xmlns:wpi="http://schemas.microsoft.com/office/word/2010/wordprocessingInk" xmlns:wne="http://schemas.microsoft.com/office/word/2006/wordml" xmlns:wps="http://schemas.microsoft.com/office/word/2010/wordprocessingShape" mc:Ignorable="w14 wp14">
   <w:body>
     <w:p>
-      <w:pPr>
-        <w:spacing w:after="40" w:before="120"/>
-      </w:pPr>
       <w:r>
-        <w:rPr>
-          <w:b w:val="0"/>
-          <w:i w:val="0"/>
-          <w:sz w:val="22"/>
-        </w:rPr>
-        <w:t>Question: A client with chronic kidney disease is prescribed sevelamer with meals. What is the purpose of this medication?</w:t>
+        <w:t xml:space="preserve">Question: A client with a head injury is restless and confused. The nurse's priority action is to:</w:t>
       </w:r>
     </w:p>
     <w:p>
-      <w:pPr>
-        <w:spacing w:after="0" w:before="0"/>
-      </w:pPr>
       <w:r>
-        <w:rPr>
-          <w:b w:val="0"/>
-          <w:i w:val="0"/>
-          <w:sz w:val="22"/>
-        </w:rPr>
-        <w:t>(a) To bind dietary phosphate in the intestine and reduce serum phosphorus</w:t>
+        <w:t xml:space="preserve">(a) Reassess the level of consciousness and notify the physician</w:t>
       </w:r>
     </w:p>
     <w:p>
-      <w:pPr>
-        <w:spacing w:after="0" w:before="0"/>
-      </w:pPr>
       <w:r>
-        <w:rPr>
-          <w:b w:val="0"/>
-          <w:i w:val="0"/>
-          <w:sz w:val="22"/>
-        </w:rPr>
-        <w:t>(b) To increase calcium absorption from the gut</w:t>
+        <w:t xml:space="preserve">(b) Apply soft restraints immediately</w:t>
       </w:r>
     </w:p>
     <w:p>
-      <w:pPr>
-        <w:spacing w:after="0" w:before="0"/>
-      </w:pPr>
       <w:r>
-        <w:rPr>
-          <w:b w:val="0"/>
-          <w:i w:val="0"/>
-          <w:sz w:val="22"/>
-        </w:rPr>
-        <w:t>(c) To treat anemia by stimulating red cell production</w:t>
+        <w:t xml:space="preserve">(c) Give the client a sedative</w:t>
       </w:r>
     </w:p>
     <w:p>
-      <w:pPr>
-        <w:spacing w:after="0" w:before="0"/>
-      </w:pPr>
       <w:r>
-        <w:rPr>
-          <w:b w:val="0"/>
-          <w:i w:val="0"/>
-          <w:sz w:val="22"/>
-        </w:rPr>
-        <w:t>(d) To lower blood glucose levels</w:t>
+        <w:t xml:space="preserve">(d) Encourage the client to sleep</w:t>
       </w:r>
     </w:p>
     <w:p>
-      <w:pPr>
-        <w:spacing w:after="0" w:before="40"/>
-      </w:pPr>
       <w:r>
-        <w:rPr>
-          <w:b/>
-          <w:i w:val="0"/>
-          <w:sz w:val="22"/>
-        </w:rPr>
-        <w:t>Answer: a</w:t>
+        <w:t xml:space="preserve">Answer: a</w:t>
       </w:r>
     </w:p>
     <w:p>
-      <w:pPr>
-        <w:spacing w:after="0" w:before="0"/>
-      </w:pPr>
       <w:r>
-        <w:rPr>
-          <w:b w:val="0"/>
-          <w:i w:val="0"/>
-          <w:sz w:val="21"/>
-        </w:rPr>
-        <w:t>Solution: Sevelamer is a phosphate binder taken with meals to bind dietary phosphate in the gut and lower serum phosphorus, preventing renal osteodystrophy and vascular calcification in chronic kidney disease; it is not an anemia, calcium, or glucose treatment.</w:t>
+        <w:t xml:space="preserve">Solution: Restlessness and confusion in a head-injured client may indicate rising intracranial pressure. The nurse reassesses neurologic status (GCS, pupils) and notifies the physician immediately.</w:t>
       </w:r>
     </w:p>
     <w:p>
-      <w:pPr>
-        <w:spacing w:after="0" w:before="0"/>
-      </w:pPr>
       <w:r>
-        <w:rPr>
-          <w:b w:val="0"/>
-          <w:i w:val="0"/>
-          <w:sz w:val="20"/>
-        </w:rPr>
-        <w:t>Positive Marks: 1</w:t>
+        <w:t xml:space="preserve">Positive Marks: 1</w:t>
       </w:r>
     </w:p>
     <w:p>
-      <w:pPr>
-        <w:spacing w:after="160" w:before="0"/>
-      </w:pPr>
       <w:r>
-        <w:rPr>
-          <w:b w:val="0"/>
-          <w:i w:val="0"/>
-          <w:sz w:val="20"/>
-        </w:rPr>
-        <w:t>Negative Marks: 0.25</w:t>
+        <w:t xml:space="preserve">Negative Marks: 0.25</w:t>
       </w:r>
     </w:p>
     <w:p>
-      <w:pPr>
-        <w:spacing w:after="40" w:before="120"/>
-      </w:pPr>
       <w:r>
-        <w:rPr>
-          <w:b w:val="0"/>
-          <w:i w:val="0"/>
-          <w:sz w:val="22"/>
-        </w:rPr>
-        <w:t>Question: A client with asthma is prescribed an inhaled corticosteroid and a short-acting bronchodilator. Which instruction about using both inhalers is correct?</w:t>
+        <w:t xml:space="preserve"/>
       </w:r>
     </w:p>
     <w:p>
-      <w:pPr>
-        <w:spacing w:after="0" w:before="0"/>
-      </w:pPr>
       <w:r>
-        <w:rPr>
-          <w:b w:val="0"/>
-          <w:i w:val="0"/>
-          <w:sz w:val="22"/>
-        </w:rPr>
-        <w:t>(a) Use the bronchodilator first, then wait a few minutes before using the corticosteroid, and rinse the mouth afterward</w:t>
+        <w:t xml:space="preserve">Question: A client with acute kidney injury has a serum potassium of 6.8 mEq/L. Which ECG change is expected?</w:t>
       </w:r>
     </w:p>
     <w:p>
-      <w:pPr>
-        <w:spacing w:after="0" w:before="0"/>
-      </w:pPr>
       <w:r>
-        <w:rPr>
-          <w:b w:val="0"/>
-          <w:i w:val="0"/>
-          <w:sz w:val="22"/>
-        </w:rPr>
-        <w:t>(b) Use the corticosteroid first and rinse the mouth before the bronchodilator</w:t>
+        <w:t xml:space="preserve">(a) Peaked T waves</w:t>
       </w:r>
     </w:p>
     <w:p>
-      <w:pPr>
-        <w:spacing w:after="0" w:before="0"/>
-      </w:pPr>
       <w:r>
-        <w:rPr>
-          <w:b w:val="0"/>
-          <w:i w:val="0"/>
-          <w:sz w:val="22"/>
-        </w:rPr>
-        <w:t>(c) Use both at the same time in one breath</w:t>
+        <w:t xml:space="preserve">(b) Flat T waves</w:t>
       </w:r>
     </w:p>
     <w:p>
-      <w:pPr>
-        <w:spacing w:after="0" w:before="0"/>
-      </w:pPr>
       <w:r>
-        <w:rPr>
-          <w:b w:val="0"/>
-          <w:i w:val="0"/>
-          <w:sz w:val="22"/>
-        </w:rPr>
-        <w:t>(d) Use the corticosteroid only during an acute attack</w:t>
+        <w:t xml:space="preserve">(c) Prominent U waves</w:t>
       </w:r>
     </w:p>
     <w:p>
-      <w:pPr>
-        <w:spacing w:after="0" w:before="40"/>
-      </w:pPr>
       <w:r>
-        <w:rPr>
-          <w:b/>
-          <w:i w:val="0"/>
-          <w:sz w:val="22"/>
-        </w:rPr>
-        <w:t>Answer: a</w:t>
+        <w:t xml:space="preserve">(d) Prolonged QT interval</w:t>
       </w:r>
     </w:p>
     <w:p>
-      <w:pPr>
-        <w:spacing w:after="0" w:before="0"/>
-      </w:pPr>
       <w:r>
-        <w:rPr>
-          <w:b w:val="0"/>
-          <w:i w:val="0"/>
-          <w:sz w:val="21"/>
-        </w:rPr>
-        <w:t>Solution: The bronchodilator is used first to open the airways, followed by the corticosteroid so it reaches the lower airways; rinsing the mouth and spitting after the corticosteroid prevents oral candidiasis and hoarseness. The corticosteroid is a controller taken daily, not as rescue therapy.</w:t>
+        <w:t xml:space="preserve">Answer: a</w:t>
       </w:r>
     </w:p>
     <w:p>
-      <w:pPr>
-        <w:spacing w:after="0" w:before="0"/>
-      </w:pPr>
       <w:r>
-        <w:rPr>
-          <w:b w:val="0"/>
-          <w:i w:val="0"/>
-          <w:sz w:val="20"/>
-        </w:rPr>
-        <w:t>Positive Marks: 1</w:t>
+        <w:t xml:space="preserve">Solution: Hyperkalemia causes peaked (tall, narrow) T waves, followed by widening of the QRS and loss of P waves as potassium rises. This is a life-threatening emergency.</w:t>
       </w:r>
     </w:p>
     <w:p>
-      <w:pPr>
-        <w:spacing w:after="160" w:before="0"/>
-      </w:pPr>
       <w:r>
-        <w:rPr>
-          <w:b w:val="0"/>
-          <w:i w:val="0"/>
-          <w:sz w:val="20"/>
-        </w:rPr>
-        <w:t>Negative Marks: 0.25</w:t>
+        <w:t xml:space="preserve">Positive Marks: 1</w:t>
       </w:r>
     </w:p>
     <w:p>
-      <w:pPr>
-        <w:spacing w:after="40" w:before="120"/>
-      </w:pPr>
       <w:r>
-        <w:rPr>
-          <w:b w:val="0"/>
-          <w:i w:val="0"/>
-          <w:sz w:val="22"/>
-        </w:rPr>
-        <w:t>Question: A client with heart failure is instructed to weigh daily. Which statement indicates the client understands the teaching?</w:t>
+        <w:t xml:space="preserve">Negative Marks: 0.25</w:t>
       </w:r>
     </w:p>
     <w:p>
-      <w:pPr>
-        <w:spacing w:after="0" w:before="0"/>
-      </w:pPr>
       <w:r>
-        <w:rPr>
-          <w:b w:val="0"/>
-          <w:i w:val="0"/>
-          <w:sz w:val="22"/>
-        </w:rPr>
-        <w:t>(a) I will weigh myself every morning on the same scale after voiding and before breakfast</w:t>
+        <w:t xml:space="preserve"/>
       </w:r>
     </w:p>
     <w:p>
-      <w:pPr>
-        <w:spacing w:after="0" w:before="0"/>
-      </w:pPr>
       <w:r>
-        <w:rPr>
-          <w:b w:val="0"/>
-          <w:i w:val="0"/>
-          <w:sz w:val="22"/>
-        </w:rPr>
-        <w:t>(b) I will weigh myself once a week in the evening after dinner</w:t>
+        <w:t xml:space="preserve">Question: The nurse is preparing a client for a kidney biopsy. Which post-procedure position is correct?</w:t>
       </w:r>
     </w:p>
     <w:p>
-      <w:pPr>
-        <w:spacing w:after="0" w:before="0"/>
-      </w:pPr>
       <w:r>
-        <w:rPr>
-          <w:b w:val="0"/>
-          <w:i w:val="0"/>
-          <w:sz w:val="22"/>
-        </w:rPr>
-        <w:t>(c) I will weigh myself only when I feel short of breath</w:t>
+        <w:t xml:space="preserve">(a) Lie on the affected (biopsy) side for several hours</w:t>
       </w:r>
     </w:p>
     <w:p>
-      <w:pPr>
-        <w:spacing w:after="0" w:before="0"/>
-      </w:pPr>
       <w:r>
-        <w:rPr>
-          <w:b w:val="0"/>
-          <w:i w:val="0"/>
-          <w:sz w:val="22"/>
-        </w:rPr>
-        <w:t>(d) I will weigh myself with my shoes on to be consistent</w:t>
+        <w:t xml:space="preserve">(b) Lie flat on the back only</w:t>
       </w:r>
     </w:p>
     <w:p>
-      <w:pPr>
-        <w:spacing w:after="0" w:before="40"/>
-      </w:pPr>
       <w:r>
-        <w:rPr>
-          <w:b/>
-          <w:i w:val="0"/>
-          <w:sz w:val="22"/>
-        </w:rPr>
-        <w:t>Answer: a</w:t>
+        <w:t xml:space="preserve">(c) Ambulate immediately</w:t>
       </w:r>
     </w:p>
     <w:p>
-      <w:pPr>
-        <w:spacing w:after="0" w:before="0"/>
-      </w:pPr>
       <w:r>
-        <w:rPr>
-          <w:b w:val="0"/>
-          <w:i w:val="0"/>
-          <w:sz w:val="21"/>
-        </w:rPr>
-        <w:t>Solution: Daily weight at the same time (morning, after voiding, before eating) on the same scale is the most reliable indicator of fluid retention; a gain of more than 1-2 kg in a day or 2-3 kg in a week should be reported because it may signal worsening heart failure.</w:t>
+        <w:t xml:space="preserve">(d) Sit upright in a chair</w:t>
       </w:r>
     </w:p>
     <w:p>
-      <w:pPr>
-        <w:spacing w:after="0" w:before="0"/>
-      </w:pPr>
       <w:r>
-        <w:rPr>
-          <w:b w:val="0"/>
-          <w:i w:val="0"/>
-          <w:sz w:val="20"/>
-        </w:rPr>
-        <w:t>Positive Marks: 1</w:t>
+        <w:t xml:space="preserve">Answer: a</w:t>
       </w:r>
     </w:p>
     <w:p>
-      <w:pPr>
-        <w:spacing w:after="160" w:before="0"/>
-      </w:pPr>
       <w:r>
-        <w:rPr>
-          <w:b w:val="0"/>
-          <w:i w:val="0"/>
-          <w:sz w:val="20"/>
-        </w:rPr>
-        <w:t>Negative Marks: 0.25</w:t>
+        <w:t xml:space="preserve">Solution: After a kidney biopsy, the client lies on the side of the biopsy for several hours so the body's weight tamponades the puncture site and reduces bleeding risk.</w:t>
       </w:r>
     </w:p>
     <w:p>
-      <w:pPr>
-        <w:spacing w:after="40" w:before="120"/>
-      </w:pPr>
       <w:r>
-        <w:rPr>
-          <w:b w:val="0"/>
-          <w:i w:val="0"/>
-          <w:sz w:val="22"/>
-        </w:rPr>
-        <w:t>Question: A client who had a mastectomy is instructed about lymphedema prevention on the affected arm. Which instruction is correct?</w:t>
+        <w:t xml:space="preserve">Positive Marks: 1</w:t>
       </w:r>
     </w:p>
     <w:p>
-      <w:pPr>
-        <w:spacing w:after="0" w:before="0"/>
-      </w:pPr>
       <w:r>
-        <w:rPr>
-          <w:b w:val="0"/>
-          <w:i w:val="0"/>
-          <w:sz w:val="22"/>
-        </w:rPr>
-        <w:t>(a) Avoid blood pressure measurement, injections, and blood draws on the affected arm</w:t>
+        <w:t xml:space="preserve">Negative Marks: 0.25</w:t>
       </w:r>
     </w:p>
     <w:p>
-      <w:pPr>
-        <w:spacing w:after="0" w:before="0"/>
-      </w:pPr>
       <w:r>
-        <w:rPr>
-          <w:b w:val="0"/>
-          <w:i w:val="0"/>
-          <w:sz w:val="22"/>
-        </w:rPr>
-        <w:t>(b) Apply a heating pad to the affected arm daily</w:t>
+        <w:t xml:space="preserve"/>
       </w:r>
     </w:p>
     <w:p>
-      <w:pPr>
-        <w:spacing w:after="0" w:before="0"/>
-      </w:pPr>
       <w:r>
-        <w:rPr>
-          <w:b w:val="0"/>
-          <w:i w:val="0"/>
-          <w:sz w:val="22"/>
-        </w:rPr>
-        <w:t>(c) Carry heavy shopping bags with the affected arm to strengthen it</w:t>
+        <w:t xml:space="preserve">Question: A client with a diagnosis of hepatitis A asks how the disease is transmitted. The best response is:</w:t>
       </w:r>
     </w:p>
     <w:p>
-      <w:pPr>
-        <w:spacing w:after="0" w:before="0"/>
-      </w:pPr>
       <w:r>
-        <w:rPr>
-          <w:b w:val="0"/>
-          <w:i w:val="0"/>
-          <w:sz w:val="22"/>
-        </w:rPr>
-        <w:t>(d) Keep the affected arm dependent while sitting</w:t>
+        <w:t xml:space="preserve">(a) "Through contaminated food and water (fecal-oral route)."</w:t>
       </w:r>
     </w:p>
     <w:p>
-      <w:pPr>
-        <w:spacing w:after="0" w:before="40"/>
-      </w:pPr>
       <w:r>
-        <w:rPr>
-          <w:b/>
-          <w:i w:val="0"/>
-          <w:sz w:val="22"/>
-        </w:rPr>
-        <w:t>Answer: a</w:t>
+        <w:t xml:space="preserve">(b) "Through blood transfusions."</w:t>
       </w:r>
     </w:p>
     <w:p>
-      <w:pPr>
-        <w:spacing w:after="0" w:before="0"/>
-      </w:pPr>
       <w:r>
-        <w:rPr>
-          <w:b w:val="0"/>
-          <w:i w:val="0"/>
-          <w:sz w:val="21"/>
-        </w:rPr>
-        <w:t>Solution: After mastectomy with lymph node dissection, the affected arm is at risk of lymphedema; the nurse teaches the client to avoid venipuncture, blood pressure cuffs, and constrictive clothing on that arm, to elevate and exercise the arm gently, and to protect it from injury and infection.</w:t>
+        <w:t xml:space="preserve">(c) "Through sexual contact only."</w:t>
       </w:r>
     </w:p>
     <w:p>
-      <w:pPr>
-        <w:spacing w:after="0" w:before="0"/>
-      </w:pPr>
       <w:r>
-        <w:rPr>
-          <w:b w:val="0"/>
-          <w:i w:val="0"/>
-          <w:sz w:val="20"/>
-        </w:rPr>
-        <w:t>Positive Marks: 1</w:t>
+        <w:t xml:space="preserve">(d) "Through mosquito bites."</w:t>
       </w:r>
     </w:p>
     <w:p>
-      <w:pPr>
-        <w:spacing w:after="160" w:before="0"/>
-      </w:pPr>
       <w:r>
-        <w:rPr>
-          <w:b w:val="0"/>
-          <w:i w:val="0"/>
-          <w:sz w:val="20"/>
-        </w:rPr>
-        <w:t>Negative Marks: 0.25</w:t>
+        <w:t xml:space="preserve">Answer: a</w:t>
       </w:r>
     </w:p>
     <w:p>
-      <w:pPr>
-        <w:spacing w:after="40" w:before="120"/>
-      </w:pPr>
       <w:r>
-        <w:rPr>
-          <w:b w:val="0"/>
-          <w:i w:val="0"/>
-          <w:sz w:val="22"/>
-        </w:rPr>
-        <w:t>Question: A client with a new colostomy asks about the expected appearance of the stoma. Which finding indicates a problem?</w:t>
+        <w:t xml:space="preserve">Solution: Hepatitis A is transmitted by the fecal-oral route — contaminated food, water, or hands. Hepatitis B and C spread through blood and body fluids; mosquitoes do not transmit hepatitis.</w:t>
       </w:r>
     </w:p>
     <w:p>
-      <w:pPr>
-        <w:spacing w:after="0" w:before="0"/>
-      </w:pPr>
       <w:r>
-        <w:rPr>
-          <w:b w:val="0"/>
-          <w:i w:val="0"/>
-          <w:sz w:val="22"/>
-        </w:rPr>
-        <w:t>(a) A dusky, blue-black, or dry stoma</w:t>
+        <w:t xml:space="preserve">Positive Marks: 1</w:t>
       </w:r>
     </w:p>
     <w:p>
-      <w:pPr>
-        <w:spacing w:after="0" w:before="0"/>
-      </w:pPr>
       <w:r>
-        <w:rPr>
-          <w:b w:val="0"/>
-          <w:i w:val="0"/>
-          <w:sz w:val="22"/>
-        </w:rPr>
-        <w:t>(b) A pink-red, moist stoma</w:t>
+        <w:t xml:space="preserve">Negative Marks: 0.25</w:t>
       </w:r>
     </w:p>
     <w:p>
-      <w:pPr>
-        <w:spacing w:after="0" w:before="0"/>
-      </w:pPr>
       <w:r>
-        <w:rPr>
-          <w:b w:val="0"/>
-          <w:i w:val="0"/>
-          <w:sz w:val="22"/>
-        </w:rPr>
-        <w:t>(c) Slight bleeding when the pouch is changed</w:t>
+        <w:t xml:space="preserve"/>
       </w:r>
     </w:p>
     <w:p>
-      <w:pPr>
-        <w:spacing w:after="0" w:before="0"/>
-      </w:pPr>
       <w:r>
-        <w:rPr>
-          <w:b w:val="0"/>
-          <w:i w:val="0"/>
-          <w:sz w:val="22"/>
-        </w:rPr>
-        <w:t>(d) A small amount of mucus on the stoma</w:t>
+        <w:t xml:space="preserve">Question: A nurse is assessing a client's deep tendon reflexes and finds hyperreflexia. The nurse should suspect:</w:t>
       </w:r>
     </w:p>
     <w:p>
-      <w:pPr>
-        <w:spacing w:after="0" w:before="40"/>
-      </w:pPr>
       <w:r>
-        <w:rPr>
-          <w:b/>
-          <w:i w:val="0"/>
-          <w:sz w:val="22"/>
-        </w:rPr>
-        <w:t>Answer: a</w:t>
+        <w:t xml:space="preserve">(a) Upper motor neuron lesion</w:t>
       </w:r>
     </w:p>
     <w:p>
-      <w:pPr>
-        <w:spacing w:after="0" w:before="0"/>
-      </w:pPr>
       <w:r>
-        <w:rPr>
-          <w:b w:val="0"/>
-          <w:i w:val="0"/>
-          <w:sz w:val="21"/>
-        </w:rPr>
-        <w:t>Solution: A healthy stoma is pink to red, moist, and may bleed slightly with cleansing; a dusky, blue, black, or dry stoma indicates ischemia or necrosis and requires immediate provider notification. Mucus on the stoma is normal.</w:t>
+        <w:t xml:space="preserve">(b) Lower motor neuron lesion</w:t>
       </w:r>
     </w:p>
     <w:p>
-      <w:pPr>
-        <w:spacing w:after="0" w:before="0"/>
-      </w:pPr>
       <w:r>
-        <w:rPr>
-          <w:b w:val="0"/>
-          <w:i w:val="0"/>
-          <w:sz w:val="20"/>
-        </w:rPr>
-        <w:t>Positive Marks: 1</w:t>
+        <w:t xml:space="preserve">(c) Peripheral neuropathy only</w:t>
       </w:r>
     </w:p>
     <w:p>
-      <w:pPr>
-        <w:spacing w:after="160" w:before="0"/>
-      </w:pPr>
       <w:r>
-        <w:rPr>
-          <w:b w:val="0"/>
-          <w:i w:val="0"/>
-          <w:sz w:val="20"/>
-        </w:rPr>
-        <w:t>Negative Marks: 0.25</w:t>
+        <w:t xml:space="preserve">(d) Myasthenia gravis</w:t>
       </w:r>
     </w:p>
     <w:p>
-      <w:pPr>
-        <w:spacing w:after="40" w:before="120"/>
-      </w:pPr>
       <w:r>
-        <w:rPr>
-          <w:b w:val="0"/>
-          <w:i w:val="0"/>
-          <w:sz w:val="22"/>
-        </w:rPr>
-        <w:t>Question: A client with a leg cast reports pain that is unrelieved by elevation and analgesia, with the toes pale and cool. Which condition does the nurse suspect?</w:t>
+        <w:t xml:space="preserve">Answer: a</w:t>
       </w:r>
     </w:p>
     <w:p>
-      <w:pPr>
-        <w:spacing w:after="0" w:before="0"/>
-      </w:pPr>
       <w:r>
-        <w:rPr>
-          <w:b w:val="0"/>
-          <w:i w:val="0"/>
-          <w:sz w:val="22"/>
-        </w:rPr>
-        <w:t>(a) Compartment syndrome, which requires immediate notification</w:t>
+        <w:t xml:space="preserve">Solution: Hyperactive reflexes indicate an upper motor neuron lesion (e.g., stroke, spinal cord injury). Lower motor neuron lesions cause hypoactive or absent reflexes.</w:t>
       </w:r>
     </w:p>
     <w:p>
-      <w:pPr>
-        <w:spacing w:after="0" w:before="0"/>
-      </w:pPr>
       <w:r>
-        <w:rPr>
-          <w:b w:val="0"/>
-          <w:i w:val="0"/>
-          <w:sz w:val="22"/>
-        </w:rPr>
-        <w:t>(b) Normal swelling under a new cast</w:t>
+        <w:t xml:space="preserve">Positive Marks: 1</w:t>
       </w:r>
     </w:p>
     <w:p>
-      <w:pPr>
-        <w:spacing w:after="0" w:before="0"/>
-      </w:pPr>
       <w:r>
-        <w:rPr>
-          <w:b w:val="0"/>
-          <w:i w:val="0"/>
-          <w:sz w:val="22"/>
-        </w:rPr>
-        <w:t>(c) A healing fracture</w:t>
+        <w:t xml:space="preserve">Negative Marks: 0.25</w:t>
       </w:r>
     </w:p>
     <w:p>
-      <w:pPr>
-        <w:spacing w:after="0" w:before="0"/>
-      </w:pPr>
       <w:r>
-        <w:rPr>
-          <w:b w:val="0"/>
-          <w:i w:val="0"/>
-          <w:sz w:val="22"/>
-        </w:rPr>
-        <w:t>(d) A cast that is too loose</w:t>
+        <w:t xml:space="preserve"/>
       </w:r>
     </w:p>
     <w:p>
-      <w:pPr>
-        <w:spacing w:after="0" w:before="40"/>
-      </w:pPr>
       <w:r>
-        <w:rPr>
-          <w:b/>
-          <w:i w:val="0"/>
-          <w:sz w:val="22"/>
-        </w:rPr>
-        <w:t>Answer: a</w:t>
+        <w:t xml:space="preserve">Question: A client with cirrhosis and ascites is prescribed furosemide. The nurse should monitor the client for which complication of rapid diuresis?</w:t>
       </w:r>
     </w:p>
     <w:p>
-      <w:pPr>
-        <w:spacing w:after="0" w:before="0"/>
-      </w:pPr>
       <w:r>
-        <w:rPr>
-          <w:b w:val="0"/>
-          <w:i w:val="0"/>
-          <w:sz w:val="21"/>
-        </w:rPr>
-        <w:t>Solution: Unrelieved pain, pallor, coolness, decreased pulses, and paresthesia distal to a cast suggest compartment syndrome, an emergency caused by increased pressure within a closed space that compromises circulation and nerves; the nurse notifies the provider immediately, keeps the limb at heart level, and prepares for cast splitting or fasciotomy.</w:t>
+        <w:t xml:space="preserve">(a) Hepatic encephalopathy and electrolyte imbalance</w:t>
       </w:r>
     </w:p>
     <w:p>
-      <w:pPr>
-        <w:spacing w:after="0" w:before="0"/>
-      </w:pPr>
       <w:r>
-        <w:rPr>
-          <w:b w:val="0"/>
-          <w:i w:val="0"/>
-          <w:sz w:val="20"/>
-        </w:rPr>
-        <w:t>Positive Marks: 1</w:t>
+        <w:t xml:space="preserve">(b) Hyperkalemia</w:t>
       </w:r>
     </w:p>
     <w:p>
-      <w:pPr>
-        <w:spacing w:after="160" w:before="0"/>
-      </w:pPr>
       <w:r>
-        <w:rPr>
-          <w:b w:val="0"/>
-          <w:i w:val="0"/>
-          <w:sz w:val="20"/>
-        </w:rPr>
-        <w:t>Negative Marks: 0.25</w:t>
+        <w:t xml:space="preserve">(c) Increased clotting</w:t>
       </w:r>
     </w:p>
     <w:p>
-      <w:pPr>
-        <w:spacing w:after="40" w:before="120"/>
-      </w:pPr>
       <w:r>
-        <w:rPr>
-          <w:b w:val="0"/>
-          <w:i w:val="0"/>
-          <w:sz w:val="22"/>
-        </w:rPr>
-        <w:t>Question: The nurse is preparing to insert a nasogastric tube. Which position is most appropriate for the client?</w:t>
+        <w:t xml:space="preserve">(d) Constipation</w:t>
       </w:r>
     </w:p>
     <w:p>
-      <w:pPr>
-        <w:spacing w:after="0" w:before="0"/>
-      </w:pPr>
       <w:r>
-        <w:rPr>
-          <w:b w:val="0"/>
-          <w:i w:val="0"/>
-          <w:sz w:val="22"/>
-        </w:rPr>
-        <w:t>(a) High Fowler position with the head of the bed elevated</w:t>
+        <w:t xml:space="preserve">Answer: a</w:t>
       </w:r>
     </w:p>
     <w:p>
-      <w:pPr>
-        <w:spacing w:after="0" w:before="0"/>
-      </w:pPr>
       <w:r>
-        <w:rPr>
-          <w:b w:val="0"/>
-          <w:i w:val="0"/>
-          <w:sz w:val="22"/>
-        </w:rPr>
-        <w:t>(b) Supine with the head flat</w:t>
+        <w:t xml:space="preserve">Solution: Rapid diuresis in cirrhosis can deplete potassium and shift fluid balance, precipitating hepatic encephalopathy and renal impairment. Electrolytes and neurologic status are monitored closely.</w:t>
       </w:r>
     </w:p>
     <w:p>
-      <w:pPr>
-        <w:spacing w:after="0" w:before="0"/>
-      </w:pPr>
       <w:r>
-        <w:rPr>
-          <w:b w:val="0"/>
-          <w:i w:val="0"/>
-          <w:sz w:val="22"/>
-        </w:rPr>
-        <w:t>(c) Left lateral position</w:t>
+        <w:t xml:space="preserve">Positive Marks: 1</w:t>
       </w:r>
     </w:p>
     <w:p>
-      <w:pPr>
-        <w:spacing w:after="0" w:before="0"/>
-      </w:pPr>
       <w:r>
-        <w:rPr>
-          <w:b w:val="0"/>
-          <w:i w:val="0"/>
-          <w:sz w:val="22"/>
-        </w:rPr>
-        <w:t>(d) Prone position</w:t>
+        <w:t xml:space="preserve">Negative Marks: 0.25</w:t>
       </w:r>
     </w:p>
     <w:p>
-      <w:pPr>
-        <w:spacing w:after="0" w:before="40"/>
-      </w:pPr>
       <w:r>
-        <w:rPr>
-          <w:b/>
-          <w:i w:val="0"/>
-          <w:sz w:val="22"/>
-        </w:rPr>
-        <w:t>Answer: a</w:t>
+        <w:t xml:space="preserve"/>
       </w:r>
     </w:p>
     <w:p>
-      <w:pPr>
-        <w:spacing w:after="0" w:before="0"/>
-      </w:pPr>
       <w:r>
-        <w:rPr>
-          <w:b w:val="0"/>
-          <w:i w:val="0"/>
-          <w:sz w:val="21"/>
-        </w:rPr>
-        <w:t>Solution: The client is placed in high Fowler position (sitting upright with the head tilted slightly forward) for nasogastric tube insertion, which helps the tube pass and reduces the risk of aspiration; the tube is measured from the nose to the earlobe to the xiphoid process.</w:t>
+        <w:t xml:space="preserve">Question: A client is admitted with an overdose of a tricyclic antidepressant. Which finding is most concerning?</w:t>
       </w:r>
     </w:p>
     <w:p>
-      <w:pPr>
-        <w:spacing w:after="0" w:before="0"/>
-      </w:pPr>
       <w:r>
-        <w:rPr>
-          <w:b w:val="0"/>
-          <w:i w:val="0"/>
-          <w:sz w:val="20"/>
-        </w:rPr>
-        <w:t>Positive Marks: 1</w:t>
+        <w:t xml:space="preserve">(a) Cardiac arrhythmias</w:t>
       </w:r>
     </w:p>
     <w:p>
-      <w:pPr>
-        <w:spacing w:after="160" w:before="0"/>
-      </w:pPr>
       <w:r>
-        <w:rPr>
-          <w:b w:val="0"/>
-          <w:i w:val="0"/>
-          <w:sz w:val="20"/>
-        </w:rPr>
-        <w:t>Negative Marks: 0.25</w:t>
+        <w:t xml:space="preserve">(b) Dry mouth</w:t>
       </w:r>
     </w:p>
     <w:p>
-      <w:pPr>
-        <w:spacing w:after="40" w:before="120"/>
-      </w:pPr>
       <w:r>
-        <w:rPr>
-          <w:b w:val="0"/>
-          <w:i w:val="0"/>
-          <w:sz w:val="22"/>
-        </w:rPr>
-        <w:t>Question: A client is on strict intake and output monitoring. Which item should be counted as intake?</w:t>
+        <w:t xml:space="preserve">(c) Constipation</w:t>
       </w:r>
     </w:p>
     <w:p>
-      <w:pPr>
-        <w:spacing w:after="0" w:before="0"/>
-      </w:pPr>
       <w:r>
-        <w:rPr>
-          <w:b w:val="0"/>
-          <w:i w:val="0"/>
-          <w:sz w:val="22"/>
-        </w:rPr>
-        <w:t>(a) Intravenous fluids, oral fluids, and foods that are liquid at room temperature</w:t>
+        <w:t xml:space="preserve">(d) Blurred vision</w:t>
       </w:r>
     </w:p>
     <w:p>
-      <w:pPr>
-        <w:spacing w:after="0" w:before="0"/>
-      </w:pPr>
       <w:r>
-        <w:rPr>
-          <w:b w:val="0"/>
-          <w:i w:val="0"/>
-          <w:sz w:val="22"/>
-        </w:rPr>
-        <w:t>(b) Only the water the client drinks</w:t>
+        <w:t xml:space="preserve">Answer: a</w:t>
       </w:r>
     </w:p>
     <w:p>
-      <w:pPr>
-        <w:spacing w:after="0" w:before="0"/>
-      </w:pPr>
       <w:r>
-        <w:rPr>
-          <w:b w:val="0"/>
-          <w:i w:val="0"/>
-          <w:sz w:val="22"/>
-        </w:rPr>
-        <w:t>(c) Urine and stool</w:t>
+        <w:t xml:space="preserve">Solution: Tricyclic antidepressant overdose is cardiotoxic and can cause life-threatening arrhythmias, hypotension, and seizures. Cardiac monitoring is essential. Dry mouth, constipation, and blurred vision are anticholinergic effects.</w:t>
       </w:r>
     </w:p>
     <w:p>
-      <w:pPr>
-        <w:spacing w:after="0" w:before="0"/>
-      </w:pPr>
       <w:r>
-        <w:rPr>
-          <w:b w:val="0"/>
-          <w:i w:val="0"/>
-          <w:sz w:val="22"/>
-        </w:rPr>
-        <w:t>(d) Drainage from the nasogastric tube</w:t>
+        <w:t xml:space="preserve">Positive Marks: 1</w:t>
       </w:r>
     </w:p>
     <w:p>
-      <w:pPr>
-        <w:spacing w:after="0" w:before="40"/>
-      </w:pPr>
       <w:r>
-        <w:rPr>
-          <w:b/>
-          <w:i w:val="0"/>
-          <w:sz w:val="22"/>
-        </w:rPr>
-        <w:t>Answer: a</w:t>
+        <w:t xml:space="preserve">Negative Marks: 0.25</w:t>
       </w:r>
     </w:p>
     <w:p>
-      <w:pPr>
-        <w:spacing w:after="0" w:before="0"/>
-      </w:pPr>
       <w:r>
-        <w:rPr>
-          <w:b w:val="0"/>
-          <w:i w:val="0"/>
-          <w:sz w:val="21"/>
-        </w:rPr>
-        <w:t>Solution: Intake includes all fluids taken by mouth, intravenous fluids, tube feedings, and foods that liquefy at room temperature (ice cream, gelatin, soup); output includes urine, vomitus, diarrhea, and drainage. Stool is counted separately and NG drainage is output.</w:t>
+        <w:t xml:space="preserve"/>
       </w:r>
     </w:p>
     <w:p>
-      <w:pPr>
-        <w:spacing w:after="0" w:before="0"/>
-      </w:pPr>
       <w:r>
-        <w:rPr>
-          <w:b w:val="0"/>
-          <w:i w:val="0"/>
-          <w:sz w:val="20"/>
-        </w:rPr>
-        <w:t>Positive Marks: 1</w:t>
+        <w:t xml:space="preserve">Question: The nurse is teaching a client with a new pacemaker about activity restrictions. Which instruction is correct?</w:t>
       </w:r>
     </w:p>
     <w:p>
-      <w:pPr>
-        <w:spacing w:after="160" w:before="0"/>
-      </w:pPr>
       <w:r>
-        <w:rPr>
-          <w:b w:val="0"/>
-          <w:i w:val="0"/>
-          <w:sz w:val="20"/>
-        </w:rPr>
-        <w:t>Negative Marks: 0.25</w:t>
+        <w:t xml:space="preserve">(a) Avoid heavy lifting and vigorous arm movement on the insertion side for several weeks</w:t>
       </w:r>
     </w:p>
     <w:p>
-      <w:pPr>
-        <w:spacing w:after="40" w:before="120"/>
-      </w:pPr>
       <w:r>
-        <w:rPr>
-          <w:b w:val="0"/>
-          <w:i w:val="0"/>
-          <w:sz w:val="22"/>
-        </w:rPr>
-        <w:t>Question: Which action by the nurse prevents the spread of infection when handling a client's blood and body fluids?</w:t>
+        <w:t xml:space="preserve">(b) Resume heavy lifting immediately</w:t>
       </w:r>
     </w:p>
     <w:p>
-      <w:pPr>
-        <w:spacing w:after="0" w:before="0"/>
-      </w:pPr>
       <w:r>
-        <w:rPr>
-          <w:b w:val="0"/>
-          <w:i w:val="0"/>
-          <w:sz w:val="22"/>
-        </w:rPr>
-        <w:t>(a) Wearing gloves and performing hand hygiene before and after contact</w:t>
+        <w:t xml:space="preserve">(c) Keep the cell phone on the chest over the pacemaker</w:t>
       </w:r>
     </w:p>
     <w:p>
-      <w:pPr>
-        <w:spacing w:after="0" w:before="0"/>
-      </w:pPr>
       <w:r>
-        <w:rPr>
-          <w:b w:val="0"/>
-          <w:i w:val="0"/>
-          <w:sz w:val="22"/>
-        </w:rPr>
-        <w:t>(b) Wearing the same gloves for several clients to save supplies</w:t>
+        <w:t xml:space="preserve">(d) Submerge the incision site in bath water</w:t>
       </w:r>
     </w:p>
     <w:p>
-      <w:pPr>
-        <w:spacing w:after="0" w:before="0"/>
-      </w:pPr>
       <w:r>
-        <w:rPr>
-          <w:b w:val="0"/>
-          <w:i w:val="0"/>
-          <w:sz w:val="22"/>
-        </w:rPr>
-        <w:t>(c) Rinsing gloves with water between clients</w:t>
+        <w:t xml:space="preserve">Answer: a</w:t>
       </w:r>
     </w:p>
     <w:p>
-      <w:pPr>
-        <w:spacing w:after="0" w:before="0"/>
-      </w:pPr>
       <w:r>
-        <w:rPr>
-          <w:b w:val="0"/>
-          <w:i w:val="0"/>
-          <w:sz w:val="22"/>
-        </w:rPr>
-        <w:t>(d) Using bare hands when the client appears healthy</w:t>
+        <w:t xml:space="preserve">Solution: After pacemaker insertion, the client avoids heavy lifting and vigorous arm movement on the affected side for 4–6 weeks to allow lead fixation. The site is kept dry, and the phone is kept away from the device.</w:t>
       </w:r>
     </w:p>
     <w:p>
-      <w:pPr>
-        <w:spacing w:after="0" w:before="40"/>
-      </w:pPr>
       <w:r>
-        <w:rPr>
-          <w:b/>
-          <w:i w:val="0"/>
-          <w:sz w:val="22"/>
-        </w:rPr>
-        <w:t>Answer: a</w:t>
+        <w:t xml:space="preserve">Positive Marks: 1</w:t>
       </w:r>
     </w:p>
     <w:p>
-      <w:pPr>
-        <w:spacing w:after="0" w:before="0"/>
-      </w:pPr>
       <w:r>
-        <w:rPr>
-          <w:b w:val="0"/>
-          <w:i w:val="0"/>
-          <w:sz w:val="21"/>
-        </w:rPr>
-        <w:t>Solution: Standard precautions require gloves for contact with blood and body fluids, hand hygiene before and after contact, and disposal of contaminated items; gloves are single-use and are changed between clients, and visible soiling does not determine the risk.</w:t>
+        <w:t xml:space="preserve">Negative Marks: 0.25</w:t>
       </w:r>
     </w:p>
     <w:p>
-      <w:pPr>
-        <w:spacing w:after="0" w:before="0"/>
-      </w:pPr>
       <w:r>
-        <w:rPr>
-          <w:b w:val="0"/>
-          <w:i w:val="0"/>
-          <w:sz w:val="20"/>
-        </w:rPr>
-        <w:t>Positive Marks: 1</w:t>
+        <w:t xml:space="preserve"/>
       </w:r>
     </w:p>
     <w:p>
-      <w:pPr>
-        <w:spacing w:after="160" w:before="0"/>
-      </w:pPr>
       <w:r>
-        <w:rPr>
-          <w:b w:val="0"/>
-          <w:i w:val="0"/>
-          <w:sz w:val="20"/>
-        </w:rPr>
-        <w:t>Negative Marks: 0.25</w:t>
+        <w:t xml:space="preserve">Question: A client with a diagnosis of Addison's disease is admitted with weakness, hypotension, and nausea. The priority nursing action is:</w:t>
       </w:r>
     </w:p>
     <w:p>
-      <w:pPr>
-        <w:spacing w:after="40" w:before="120"/>
-      </w:pPr>
       <w:r>
-        <w:rPr>
-          <w:b w:val="0"/>
-          <w:i w:val="0"/>
-          <w:sz w:val="22"/>
-        </w:rPr>
-        <w:t>Question: A client in early labor is admitted with intact membranes and cervical dilation of 3 cm. Which stage of labor is this?</w:t>
+        <w:t xml:space="preserve">(a) Administer IV fluids and corticosteroids as ordered</w:t>
       </w:r>
     </w:p>
     <w:p>
-      <w:pPr>
-        <w:spacing w:after="0" w:before="0"/>
-      </w:pPr>
       <w:r>
-        <w:rPr>
-          <w:b w:val="0"/>
-          <w:i w:val="0"/>
-          <w:sz w:val="22"/>
-        </w:rPr>
-        <w:t>(a) First stage, latent phase</w:t>
+        <w:t xml:space="preserve">(b) Give oral fluids only</w:t>
       </w:r>
     </w:p>
     <w:p>
-      <w:pPr>
-        <w:spacing w:after="0" w:before="0"/>
-      </w:pPr>
       <w:r>
-        <w:rPr>
-          <w:b w:val="0"/>
-          <w:i w:val="0"/>
-          <w:sz w:val="22"/>
-        </w:rPr>
-        <w:t>(b) First stage, active phase</w:t>
+        <w:t xml:space="preserve">(c) Administer a diuretic</w:t>
       </w:r>
     </w:p>
     <w:p>
-      <w:pPr>
-        <w:spacing w:after="0" w:before="0"/>
-      </w:pPr>
       <w:r>
-        <w:rPr>
-          <w:b w:val="0"/>
-          <w:i w:val="0"/>
-          <w:sz w:val="22"/>
-        </w:rPr>
-        <w:t>(c) Second stage</w:t>
+        <w:t xml:space="preserve">(d) Place the client in a supine position and wait</w:t>
       </w:r>
     </w:p>
     <w:p>
-      <w:pPr>
-        <w:spacing w:after="0" w:before="0"/>
-      </w:pPr>
       <w:r>
-        <w:rPr>
-          <w:b w:val="0"/>
-          <w:i w:val="0"/>
-          <w:sz w:val="22"/>
-        </w:rPr>
-        <w:t>(d) Third stage</w:t>
+        <w:t xml:space="preserve">Answer: a</w:t>
       </w:r>
     </w:p>
     <w:p>
-      <w:pPr>
-        <w:spacing w:after="0" w:before="40"/>
-      </w:pPr>
       <w:r>
-        <w:rPr>
-          <w:b/>
-          <w:i w:val="0"/>
-          <w:sz w:val="22"/>
-        </w:rPr>
-        <w:t>Answer: a</w:t>
+        <w:t xml:space="preserve">Solution: These signs indicate an adrenal crisis — a medical emergency. IV fluids and IV corticosteroids (hydrocortisone) are given immediately to restore volume and cortisol levels.</w:t>
       </w:r>
     </w:p>
     <w:p>
-      <w:pPr>
-        <w:spacing w:after="0" w:before="0"/>
-      </w:pPr>
       <w:r>
-        <w:rPr>
-          <w:b w:val="0"/>
-          <w:i w:val="0"/>
-          <w:sz w:val="21"/>
-        </w:rPr>
-        <w:t>Solution: The first stage of labor has two phases: the latent phase, with dilation up to about 3-4 cm and irregular contractions, and the active phase, with more rapid dilation from about 4-6 cm to full; the second stage is pushing and delivery, and the third stage is placental delivery.</w:t>
+        <w:t xml:space="preserve">Positive Marks: 1</w:t>
       </w:r>
     </w:p>
     <w:p>
-      <w:pPr>
-        <w:spacing w:after="0" w:before="0"/>
-      </w:pPr>
       <w:r>
-        <w:rPr>
-          <w:b w:val="0"/>
-          <w:i w:val="0"/>
-          <w:sz w:val="20"/>
-        </w:rPr>
-        <w:t>Positive Marks: 1</w:t>
+        <w:t xml:space="preserve">Negative Marks: 0.25</w:t>
       </w:r>
     </w:p>
     <w:p>
-      <w:pPr>
-        <w:spacing w:after="160" w:before="0"/>
-      </w:pPr>
       <w:r>
-        <w:rPr>
-          <w:b w:val="0"/>
-          <w:i w:val="0"/>
-          <w:sz w:val="20"/>
-        </w:rPr>
-        <w:t>Negative Marks: 0.25</w:t>
+        <w:t xml:space="preserve"/>
       </w:r>
     </w:p>
     <w:p>
-      <w:pPr>
-        <w:spacing w:after="40" w:before="120"/>
-      </w:pPr>
       <w:r>
-        <w:rPr>
-          <w:b w:val="0"/>
-          <w:i w:val="0"/>
-          <w:sz w:val="22"/>
-        </w:rPr>
-        <w:t>Question: A client at 28 weeks gestation reports the baby's movements have decreased. Which is the priority nursing action?</w:t>
+        <w:t xml:space="preserve">Question: A client is prescribed a full liquid diet. Which item is allowed?</w:t>
       </w:r>
     </w:p>
     <w:p>
-      <w:pPr>
-        <w:spacing w:after="0" w:before="0"/>
-      </w:pPr>
       <w:r>
-        <w:rPr>
-          <w:b w:val="0"/>
-          <w:i w:val="0"/>
-          <w:sz w:val="22"/>
-        </w:rPr>
-        <w:t>(a) Assess fetal heart rate and notify the provider of the decreased fetal movement</w:t>
+        <w:t xml:space="preserve">(a) Strained cream soup</w:t>
       </w:r>
     </w:p>
     <w:p>
-      <w:pPr>
-        <w:spacing w:after="0" w:before="0"/>
-      </w:pPr>
       <w:r>
-        <w:rPr>
-          <w:b w:val="0"/>
-          <w:i w:val="0"/>
-          <w:sz w:val="22"/>
-        </w:rPr>
-        <w:t>(b) Reassure the client that decreased movement is normal at this gestation</w:t>
+        <w:t xml:space="preserve">(b) Whole grain toast</w:t>
       </w:r>
     </w:p>
     <w:p>
-      <w:pPr>
-        <w:spacing w:after="0" w:before="0"/>
-      </w:pPr>
       <w:r>
-        <w:rPr>
-          <w:b w:val="0"/>
-          <w:i w:val="0"/>
-          <w:sz w:val="22"/>
-        </w:rPr>
-        <w:t>(c) Schedule the next routine visit in one month</w:t>
+        <w:t xml:space="preserve">(c) Raw vegetables</w:t>
       </w:r>
     </w:p>
     <w:p>
-      <w:pPr>
-        <w:spacing w:after="0" w:before="0"/>
-      </w:pPr>
       <w:r>
-        <w:rPr>
-          <w:b w:val="0"/>
-          <w:i w:val="0"/>
-          <w:sz w:val="22"/>
-        </w:rPr>
-        <w:t>(d) Advise the client to drink less fluid to reduce pressure</w:t>
+        <w:t xml:space="preserve">(d) Cooked meat</w:t>
       </w:r>
     </w:p>
     <w:p>
-      <w:pPr>
-        <w:spacing w:after="0" w:before="40"/>
-      </w:pPr>
       <w:r>
-        <w:rPr>
-          <w:b/>
-          <w:i w:val="0"/>
-          <w:sz w:val="22"/>
-        </w:rPr>
-        <w:t>Answer: a</w:t>
+        <w:t xml:space="preserve">Answer: a</w:t>
       </w:r>
     </w:p>
     <w:p>
-      <w:pPr>
-        <w:spacing w:after="0" w:before="0"/>
-      </w:pPr>
       <w:r>
-        <w:rPr>
-          <w:b w:val="0"/>
-          <w:i w:val="0"/>
-          <w:sz w:val="21"/>
-        </w:rPr>
-        <w:t>Solution: A decrease in fetal movement may indicate fetal compromise, so the nurse assesses the fetal heart rate, reviews the movement history, and notifies the provider for further evaluation such as a nonstress test or biophysical profile; decreased movement is not dismissed as normal.</w:t>
+        <w:t xml:space="preserve">Solution: A full liquid diet includes liquids and foods that liquefy at room temperature, such as strained soups, milk, custard, and juices. Toast, vegetables, and meat are not liquid.</w:t>
       </w:r>
     </w:p>
     <w:p>
-      <w:pPr>
-        <w:spacing w:after="0" w:before="0"/>
-      </w:pPr>
       <w:r>
-        <w:rPr>
-          <w:b w:val="0"/>
-          <w:i w:val="0"/>
-          <w:sz w:val="20"/>
-        </w:rPr>
-        <w:t>Positive Marks: 1</w:t>
+        <w:t xml:space="preserve">Positive Marks: 1</w:t>
       </w:r>
     </w:p>
     <w:p>
-      <w:pPr>
-        <w:spacing w:after="160" w:before="0"/>
-      </w:pPr>
       <w:r>
-        <w:rPr>
-          <w:b w:val="0"/>
-          <w:i w:val="0"/>
-          <w:sz w:val="20"/>
-        </w:rPr>
-        <w:t>Negative Marks: 0.25</w:t>
+        <w:t xml:space="preserve">Negative Marks: 0.25</w:t>
       </w:r>
     </w:p>
     <w:p>
-      <w:pPr>
-        <w:spacing w:after="40" w:before="120"/>
-      </w:pPr>
       <w:r>
-        <w:rPr>
-          <w:b w:val="0"/>
-          <w:i w:val="0"/>
-          <w:sz w:val="22"/>
-        </w:rPr>
-        <w:t>Question: A newborn is assessed at 1 minute after birth: heart rate 120 bpm, vigorous cry, slight flexion of the extremities, grimace in response to suctioning, and a pink body with blue hands and feet. What is the Apgar score?</w:t>
+        <w:t xml:space="preserve">Question: A client with a fractured radius is in a plaster cast applied 30 minutes ago. The nurse should:</w:t>
       </w:r>
     </w:p>
     <w:p>
-      <w:pPr>
-        <w:spacing w:after="0" w:before="0"/>
-      </w:pPr>
       <w:r>
-        <w:rPr>
-          <w:b w:val="0"/>
-          <w:i w:val="0"/>
-          <w:sz w:val="22"/>
-        </w:rPr>
-        <w:t>(a) 6</w:t>
+        <w:t xml:space="preserve">(a) Support the cast with the palms while it dries and handle it gently</w:t>
       </w:r>
     </w:p>
     <w:p>
-      <w:pPr>
-        <w:spacing w:after="0" w:before="0"/>
-      </w:pPr>
       <w:r>
-        <w:rPr>
-          <w:b w:val="0"/>
-          <w:i w:val="0"/>
-          <w:sz w:val="22"/>
-        </w:rPr>
-        <w:t>(b) 7</w:t>
+        <w:t xml:space="preserve">(b) Use the fingertips to lift the cast</w:t>
       </w:r>
     </w:p>
     <w:p>
-      <w:pPr>
-        <w:spacing w:after="0" w:before="0"/>
-      </w:pPr>
       <w:r>
-        <w:rPr>
-          <w:b w:val="0"/>
-          <w:i w:val="0"/>
-          <w:sz w:val="22"/>
-        </w:rPr>
-        <w:t>(c) 8</w:t>
+        <w:t xml:space="preserve">(c) Place the cast on a hard surface</w:t>
       </w:r>
     </w:p>
     <w:p>
-      <w:pPr>
-        <w:spacing w:after="0" w:before="0"/>
-      </w:pPr>
       <w:r>
-        <w:rPr>
-          <w:b w:val="0"/>
-          <w:i w:val="0"/>
-          <w:sz w:val="22"/>
-        </w:rPr>
-        <w:t>(d) 9</w:t>
+        <w:t xml:space="preserve">(d) Cover the cast with a blanket</w:t>
       </w:r>
     </w:p>
     <w:p>
-      <w:pPr>
-        <w:spacing w:after="0" w:before="40"/>
-      </w:pPr>
       <w:r>
-        <w:rPr>
-          <w:b/>
-          <w:i w:val="0"/>
-          <w:sz w:val="22"/>
-        </w:rPr>
-        <w:t>Answer: b</w:t>
+        <w:t xml:space="preserve">Answer: a</w:t>
       </w:r>
     </w:p>
     <w:p>
-      <w:pPr>
-        <w:spacing w:after="0" w:before="0"/>
-      </w:pPr>
       <w:r>
-        <w:rPr>
-          <w:b w:val="0"/>
-          <w:i w:val="0"/>
-          <w:sz w:val="21"/>
-        </w:rPr>
-        <w:t>Solution: Scoring: heart rate &gt;100 = 2; vigorous cry = 2; some flexion of extremities = 1; grimace on reflex irritability = 1; pink body with acrocyanosis (blue extremities) = 1. Total = 2+2+1+1+1 = 7.</w:t>
+        <w:t xml:space="preserve">Solution: A wet plaster cast is supported with the palms (fingertips can indent it), allowed to air-dry, and kept uncovered. Placing it on hard surfaces or covering it slows drying and can deform it.</w:t>
       </w:r>
     </w:p>
     <w:p>
-      <w:pPr>
-        <w:spacing w:after="0" w:before="0"/>
-      </w:pPr>
       <w:r>
-        <w:rPr>
-          <w:b w:val="0"/>
-          <w:i w:val="0"/>
-          <w:sz w:val="20"/>
-        </w:rPr>
-        <w:t>Positive Marks: 1</w:t>
+        <w:t xml:space="preserve">Positive Marks: 1</w:t>
       </w:r>
     </w:p>
     <w:p>
-      <w:pPr>
-        <w:spacing w:after="160" w:before="0"/>
-      </w:pPr>
       <w:r>
-        <w:rPr>
-          <w:b w:val="0"/>
-          <w:i w:val="0"/>
-          <w:sz w:val="20"/>
-        </w:rPr>
-        <w:t>Negative Marks: 0.25</w:t>
+        <w:t xml:space="preserve">Negative Marks: 0.25</w:t>
       </w:r>
     </w:p>
     <w:p>
-      <w:pPr>
-        <w:spacing w:after="40" w:before="120"/>
-      </w:pPr>
       <w:r>
-        <w:rPr>
-          <w:b w:val="0"/>
-          <w:i w:val="0"/>
-          <w:sz w:val="22"/>
-        </w:rPr>
-        <w:t>Question: A client with bipolar disorder in a manic episode is talking rapidly, sleeping little, and spending money excessively. Which nursing intervention is a priority?</w:t>
+        <w:t xml:space="preserve"/>
       </w:r>
     </w:p>
     <w:p>
-      <w:pPr>
-        <w:spacing w:after="0" w:before="0"/>
-      </w:pPr>
       <w:r>
-        <w:rPr>
-          <w:b w:val="0"/>
-          <w:i w:val="0"/>
-          <w:sz w:val="22"/>
-        </w:rPr>
-        <w:t>(a) Provide a structured, low-stimulation environment and protect the client from impulsive decisions</w:t>
+        <w:t xml:space="preserve">Question: A client with chronic renal failure complains of metallic taste and nausea. The nurse understands that these symptoms are related to:</w:t>
       </w:r>
     </w:p>
     <w:p>
-      <w:pPr>
-        <w:spacing w:after="0" w:before="0"/>
-      </w:pPr>
       <w:r>
-        <w:rPr>
-          <w:b w:val="0"/>
-          <w:i w:val="0"/>
-          <w:sz w:val="22"/>
-        </w:rPr>
-        <w:t>(b) Encourage the client to make major financial decisions to build confidence</w:t>
+        <w:t xml:space="preserve">(a) Accumulation of urea and other waste products (uremia)</w:t>
       </w:r>
     </w:p>
     <w:p>
-      <w:pPr>
-        <w:spacing w:after="0" w:before="0"/>
-      </w:pPr>
       <w:r>
-        <w:rPr>
-          <w:b w:val="0"/>
-          <w:i w:val="0"/>
-          <w:sz w:val="22"/>
-        </w:rPr>
-        <w:t>(c) Allow unlimited visitors to keep the client socially engaged</w:t>
+        <w:t xml:space="preserve">(b) Decreased calcium levels</w:t>
       </w:r>
     </w:p>
     <w:p>
-      <w:pPr>
-        <w:spacing w:after="0" w:before="0"/>
-      </w:pPr>
       <w:r>
-        <w:rPr>
-          <w:b w:val="0"/>
-          <w:i w:val="0"/>
-          <w:sz w:val="22"/>
-        </w:rPr>
-        <w:t>(d) Place the client in a bright, noisy room to reduce energy</w:t>
+        <w:t xml:space="preserve">(c) Increased red blood cell production</w:t>
       </w:r>
     </w:p>
     <w:p>
-      <w:pPr>
-        <w:spacing w:after="0" w:before="40"/>
-      </w:pPr>
       <w:r>
-        <w:rPr>
-          <w:b/>
-          <w:i w:val="0"/>
-          <w:sz w:val="22"/>
-        </w:rPr>
-        <w:t>Answer: a</w:t>
+        <w:t xml:space="preserve">(d) Excessive fluid intake</w:t>
       </w:r>
     </w:p>
     <w:p>
-      <w:pPr>
-        <w:spacing w:after="0" w:before="0"/>
-      </w:pPr>
       <w:r>
-        <w:rPr>
-          <w:b w:val="0"/>
-          <w:i w:val="0"/>
-          <w:sz w:val="21"/>
-        </w:rPr>
-        <w:t>Solution: In mania, the nurse provides a calm, structured, low-stimulation environment, sets limits on impulsive behavior, protects the client from financial and physical harm, and ensures adequate nutrition, fluids, and rest; overstimulation and unlimited activity worsen the manic state.</w:t>
+        <w:t xml:space="preserve">Answer: a</w:t>
       </w:r>
     </w:p>
     <w:p>
-      <w:pPr>
-        <w:spacing w:after="0" w:before="0"/>
-      </w:pPr>
       <w:r>
-        <w:rPr>
-          <w:b w:val="0"/>
-          <w:i w:val="0"/>
-          <w:sz w:val="20"/>
-        </w:rPr>
-        <w:t>Positive Marks: 1</w:t>
+        <w:t xml:space="preserve">Solution: Uremia — the buildup of urea and nitrogenous wastes — causes anorexia, nausea, metallic taste, fatigue, and pruritus in renal failure. Dietary protein restriction and dialysis help manage it.</w:t>
       </w:r>
     </w:p>
     <w:p>
-      <w:pPr>
-        <w:spacing w:after="160" w:before="0"/>
-      </w:pPr>
       <w:r>
-        <w:rPr>
-          <w:b w:val="0"/>
-          <w:i w:val="0"/>
-          <w:sz w:val="20"/>
-        </w:rPr>
-        <w:t>Negative Marks: 0.25</w:t>
+        <w:t xml:space="preserve">Positive Marks: 1</w:t>
       </w:r>
     </w:p>
     <w:p>
-      <w:pPr>
-        <w:spacing w:after="40" w:before="120"/>
-      </w:pPr>
       <w:r>
-        <w:rPr>
-          <w:b w:val="0"/>
-          <w:i w:val="0"/>
-          <w:sz w:val="22"/>
-        </w:rPr>
-        <w:t>Question: A client with generalized anxiety disorder asks the nurse about non-drug ways to manage anxiety. Which suggestion is most appropriate?</w:t>
+        <w:t xml:space="preserve">Negative Marks: 0.25</w:t>
       </w:r>
     </w:p>
     <w:p>
-      <w:pPr>
-        <w:spacing w:after="0" w:before="0"/>
-      </w:pPr>
       <w:r>
-        <w:rPr>
-          <w:b w:val="0"/>
-          <w:i w:val="0"/>
-          <w:sz w:val="22"/>
-        </w:rPr>
-        <w:t>(a) Progressive muscle relaxation, deep breathing, and regular exercise</w:t>
+        <w:t xml:space="preserve"/>
       </w:r>
     </w:p>
     <w:p>
-      <w:pPr>
-        <w:spacing w:after="0" w:before="0"/>
-      </w:pPr>
       <w:r>
-        <w:rPr>
-          <w:b w:val="0"/>
-          <w:i w:val="0"/>
-          <w:sz w:val="22"/>
-        </w:rPr>
-        <w:t>(b) Avoiding all activities that cause mild anxiety</w:t>
+        <w:t xml:space="preserve">Question: A nurse is preparing to administer an insulin injection. The nurse should rotate injection sites to:</w:t>
       </w:r>
     </w:p>
     <w:p>
-      <w:pPr>
-        <w:spacing w:after="0" w:before="0"/>
-      </w:pPr>
       <w:r>
-        <w:rPr>
-          <w:b w:val="0"/>
-          <w:i w:val="0"/>
-          <w:sz w:val="22"/>
-        </w:rPr>
-        <w:t>(c) Waiting until anxiety is severe before using coping skills</w:t>
+        <w:t xml:space="preserve">(a) Prevent lipodystrophy and promote consistent absorption</w:t>
       </w:r>
     </w:p>
     <w:p>
-      <w:pPr>
-        <w:spacing w:after="0" w:before="0"/>
-      </w:pPr>
       <w:r>
-        <w:rPr>
-          <w:b w:val="0"/>
-          <w:i w:val="0"/>
-          <w:sz w:val="22"/>
-        </w:rPr>
-        <w:t>(d) Drinking coffee to improve concentration</w:t>
+        <w:t xml:space="preserve">(b) Increase the risk of infection</w:t>
       </w:r>
     </w:p>
     <w:p>
-      <w:pPr>
-        <w:spacing w:after="0" w:before="40"/>
-      </w:pPr>
       <w:r>
-        <w:rPr>
-          <w:b/>
-          <w:i w:val="0"/>
-          <w:sz w:val="22"/>
-        </w:rPr>
-        <w:t>Answer: a</w:t>
+        <w:t xml:space="preserve">(c) Reduce the need for glucose monitoring</w:t>
       </w:r>
     </w:p>
     <w:p>
-      <w:pPr>
-        <w:spacing w:after="0" w:before="0"/>
-      </w:pPr>
       <w:r>
-        <w:rPr>
-          <w:b w:val="0"/>
-          <w:i w:val="0"/>
-          <w:sz w:val="21"/>
-        </w:rPr>
-        <w:t>Solution: Relaxation techniques such as progressive muscle relaxation, diaphragmatic breathing, guided imagery, and regular exercise reduce anxiety; the nurse also supports cognitive-behavioral approaches and consistent sleep. Avoidance and stimulants such as caffeine worsen anxiety.</w:t>
+        <w:t xml:space="preserve">(d) Speed up insulin action</w:t>
       </w:r>
     </w:p>
     <w:p>
-      <w:pPr>
-        <w:spacing w:after="0" w:before="0"/>
-      </w:pPr>
       <w:r>
-        <w:rPr>
-          <w:b w:val="0"/>
-          <w:i w:val="0"/>
-          <w:sz w:val="20"/>
-        </w:rPr>
-        <w:t>Positive Marks: 1</w:t>
+        <w:t xml:space="preserve">Answer: a</w:t>
       </w:r>
     </w:p>
     <w:p>
-      <w:pPr>
-        <w:spacing w:after="160" w:before="0"/>
-      </w:pPr>
       <w:r>
-        <w:rPr>
-          <w:b w:val="0"/>
-          <w:i w:val="0"/>
-          <w:sz w:val="20"/>
-        </w:rPr>
-        <w:t>Negative Marks: 0.25</w:t>
+        <w:t xml:space="preserve">Solution: Rotating insulin injection sites prevents lipohypertrophy/lipoatrophy, which can alter insulin absorption. Consistent site rotation ensures predictable glucose control.</w:t>
       </w:r>
     </w:p>
     <w:p>
-      <w:pPr>
-        <w:spacing w:after="40" w:before="120"/>
-      </w:pPr>
       <w:r>
-        <w:rPr>
-          <w:b w:val="0"/>
-          <w:i w:val="0"/>
-          <w:sz w:val="22"/>
-        </w:rPr>
-        <w:t>Question: Which statement by the nurse is appropriate when a client with dementia is repeatedly asking the same question?</w:t>
+        <w:t xml:space="preserve">Positive Marks: 1</w:t>
       </w:r>
     </w:p>
     <w:p>
-      <w:pPr>
-        <w:spacing w:after="0" w:before="0"/>
-      </w:pPr>
       <w:r>
-        <w:rPr>
-          <w:b w:val="0"/>
-          <w:i w:val="0"/>
-          <w:sz w:val="22"/>
-        </w:rPr>
-        <w:t>(a) Answer calmly and redirect the client to a familiar activity</w:t>
+        <w:t xml:space="preserve">Negative Marks: 0.25</w:t>
       </w:r>
     </w:p>
     <w:p>
-      <w:pPr>
-        <w:spacing w:after="0" w:before="0"/>
-      </w:pPr>
       <w:r>
-        <w:rPr>
-          <w:b w:val="0"/>
-          <w:i w:val="0"/>
-          <w:sz w:val="22"/>
-        </w:rPr>
-        <w:t>(b) Tell the client the question was already answered and to stop asking</w:t>
+        <w:t xml:space="preserve"/>
       </w:r>
     </w:p>
     <w:p>
-      <w:pPr>
-        <w:spacing w:after="0" w:before="0"/>
-      </w:pPr>
       <w:r>
-        <w:rPr>
-          <w:b w:val="0"/>
-          <w:i w:val="0"/>
-          <w:sz w:val="22"/>
-        </w:rPr>
-        <w:t>(c) Ignore the client until the question stops</w:t>
+        <w:t xml:space="preserve">Question: A client with a diagnosis of anaphylaxis has received epinephrine. The nurse should continue to monitor the client because:</w:t>
       </w:r>
     </w:p>
     <w:p>
-      <w:pPr>
-        <w:spacing w:after="0" w:before="0"/>
-      </w:pPr>
       <w:r>
-        <w:rPr>
-          <w:b w:val="0"/>
-          <w:i w:val="0"/>
-          <w:sz w:val="22"/>
-        </w:rPr>
-        <w:t>(d) Raise the voice so the client can hear the answer</w:t>
+        <w:t xml:space="preserve">(a) Biphasic reactions can occur hours after the initial response</w:t>
       </w:r>
     </w:p>
     <w:p>
-      <w:pPr>
-        <w:spacing w:after="0" w:before="40"/>
-      </w:pPr>
       <w:r>
-        <w:rPr>
-          <w:b/>
-          <w:i w:val="0"/>
-          <w:sz w:val="22"/>
-        </w:rPr>
-        <w:t>Answer: a</w:t>
+        <w:t xml:space="preserve">(b) Epinephrine has no side effects</w:t>
       </w:r>
     </w:p>
     <w:p>
-      <w:pPr>
-        <w:spacing w:after="0" w:before="0"/>
-      </w:pPr>
       <w:r>
-        <w:rPr>
-          <w:b w:val="0"/>
-          <w:i w:val="0"/>
-          <w:sz w:val="21"/>
-        </w:rPr>
-        <w:t>Solution: For repetitive questioning in dementia, the nurse answers calmly, validates the client's feelings, and redirects to a familiar activity; arguing, ignoring, or raising the voice increases agitation. Distraction and a consistent daily routine are effective.</w:t>
+        <w:t xml:space="preserve">(c) The client is now cured</w:t>
       </w:r>
     </w:p>
     <w:p>
-      <w:pPr>
-        <w:spacing w:after="0" w:before="0"/>
-      </w:pPr>
       <w:r>
-        <w:rPr>
-          <w:b w:val="0"/>
-          <w:i w:val="0"/>
-          <w:sz w:val="20"/>
-        </w:rPr>
-        <w:t>Positive Marks: 1</w:t>
+        <w:t xml:space="preserve">(d) Monitoring is only needed for legal reasons</w:t>
       </w:r>
     </w:p>
     <w:p>
-      <w:pPr>
-        <w:spacing w:after="160" w:before="0"/>
-      </w:pPr>
       <w:r>
-        <w:rPr>
-          <w:b w:val="0"/>
-          <w:i w:val="0"/>
-          <w:sz w:val="20"/>
-        </w:rPr>
-        <w:t>Negative Marks: 0.25</w:t>
+        <w:t xml:space="preserve">Answer: a</w:t>
       </w:r>
     </w:p>
     <w:p>
-      <w:pPr>
-        <w:spacing w:after="40" w:before="120"/>
-      </w:pPr>
       <w:r>
-        <w:rPr>
-          <w:b w:val="0"/>
-          <w:i w:val="0"/>
-          <w:sz w:val="22"/>
-        </w:rPr>
-        <w:t>Question: A 2-year-old is scheduled for a vaccination. Which approach best prepares the child for the injection?</w:t>
+        <w:t xml:space="preserve">Solution: Anaphylaxis can recur (biphasic reaction) hours after initial treatment, so clients are observed for several hours. Epinephrine's effects are temporary and additional doses may be needed.</w:t>
       </w:r>
     </w:p>
     <w:p>
-      <w:pPr>
-        <w:spacing w:after="0" w:before="0"/>
-      </w:pPr>
       <w:r>
-        <w:rPr>
-          <w:b w:val="0"/>
-          <w:i w:val="0"/>
-          <w:sz w:val="22"/>
-        </w:rPr>
-        <w:t>(a) Use simple words just before the procedure and allow the parent to hold the child</w:t>
+        <w:t xml:space="preserve">Positive Marks: 1</w:t>
       </w:r>
     </w:p>
     <w:p>
-      <w:pPr>
-        <w:spacing w:after="0" w:before="0"/>
-      </w:pPr>
       <w:r>
-        <w:rPr>
-          <w:b w:val="0"/>
-          <w:i w:val="0"/>
-          <w:sz w:val="22"/>
-        </w:rPr>
-        <w:t>(b) Explain the procedure in detail one week in advance</w:t>
+        <w:t xml:space="preserve">Negative Marks: 0.25</w:t>
       </w:r>
     </w:p>
     <w:p>
-      <w:pPr>
-        <w:spacing w:after="0" w:before="0"/>
-      </w:pPr>
       <w:r>
-        <w:rPr>
-          <w:b w:val="0"/>
-          <w:i w:val="0"/>
-          <w:sz w:val="22"/>
-        </w:rPr>
-        <w:t>(c) Tell the child the injection will not hurt</w:t>
+        <w:t xml:space="preserve"/>
       </w:r>
     </w:p>
     <w:p>
-      <w:pPr>
-        <w:spacing w:after="0" w:before="0"/>
-      </w:pPr>
       <w:r>
-        <w:rPr>
-          <w:b w:val="0"/>
-          <w:i w:val="0"/>
-          <w:sz w:val="22"/>
-        </w:rPr>
-        <w:t>(d) Perform the injection without the parent present</w:t>
+        <w:t xml:space="preserve">Question: The nurse is caring for a client with a chest tube after a lobectomy. The drainage system is at -20 cm H2O suction. The nurse notes that there is no tidaling in the water-seal chamber. This may indicate:</w:t>
       </w:r>
     </w:p>
     <w:p>
-      <w:pPr>
-        <w:spacing w:after="0" w:before="40"/>
-      </w:pPr>
       <w:r>
-        <w:rPr>
-          <w:b/>
-          <w:i w:val="0"/>
-          <w:sz w:val="22"/>
-        </w:rPr>
-        <w:t>Answer: a</w:t>
+        <w:t xml:space="preserve">(a) The lung has re-expanded or the system is blocked</w:t>
       </w:r>
     </w:p>
     <w:p>
-      <w:pPr>
-        <w:spacing w:after="0" w:before="0"/>
-      </w:pPr>
       <w:r>
-        <w:rPr>
-          <w:b w:val="0"/>
-          <w:i w:val="0"/>
-          <w:sz w:val="21"/>
-        </w:rPr>
-        <w:t>Solution: Toddlers benefit from brief, simple preparation immediately before the procedure, parental presence for comfort, and distraction; detailed advance explanations increase fear, false reassurance breaks trust, and separating the child from the parent increases distress.</w:t>
+        <w:t xml:space="preserve">(b) The suction is too high</w:t>
       </w:r>
     </w:p>
     <w:p>
-      <w:pPr>
-        <w:spacing w:after="0" w:before="0"/>
-      </w:pPr>
       <w:r>
-        <w:rPr>
-          <w:b w:val="0"/>
-          <w:i w:val="0"/>
-          <w:sz w:val="20"/>
-        </w:rPr>
-        <w:t>Positive Marks: 1</w:t>
+        <w:t xml:space="preserve">(c) Normal function of a water-seal system</w:t>
       </w:r>
     </w:p>
     <w:p>
-      <w:pPr>
-        <w:spacing w:after="160" w:before="0"/>
-      </w:pPr>
       <w:r>
-        <w:rPr>
-          <w:b w:val="0"/>
-          <w:i w:val="0"/>
-          <w:sz w:val="20"/>
-        </w:rPr>
-        <w:t>Negative Marks: 0.25</w:t>
+        <w:t xml:space="preserve">(d) An air leak</w:t>
       </w:r>
     </w:p>
     <w:p>
-      <w:pPr>
-        <w:spacing w:after="40" w:before="120"/>
-      </w:pPr>
       <w:r>
-        <w:rPr>
-          <w:b w:val="0"/>
-          <w:i w:val="0"/>
-          <w:sz w:val="22"/>
-        </w:rPr>
-        <w:t>Question: Which feeding position is recommended for an infant with gastroesophageal reflux?</w:t>
+        <w:t xml:space="preserve">Answer: a</w:t>
       </w:r>
     </w:p>
     <w:p>
-      <w:pPr>
-        <w:spacing w:after="0" w:before="0"/>
-      </w:pPr>
       <w:r>
-        <w:rPr>
-          <w:b w:val="0"/>
-          <w:i w:val="0"/>
-          <w:sz w:val="22"/>
-        </w:rPr>
-        <w:t>(a) Keep the infant upright for 20-30 minutes after feeding and elevate the head of the crib</w:t>
+        <w:t xml:space="preserve">Solution: Absence of tidaling may mean the lung has fully re-expanded (expected) or that the tubing is kinked, clamped, or blocked — which must be investigated.</w:t>
       </w:r>
     </w:p>
     <w:p>
-      <w:pPr>
-        <w:spacing w:after="0" w:before="0"/>
-      </w:pPr>
       <w:r>
-        <w:rPr>
-          <w:b w:val="0"/>
-          <w:i w:val="0"/>
-          <w:sz w:val="22"/>
-        </w:rPr>
-        <w:t>(b) Place the infant flat on the back immediately after feeding</w:t>
+        <w:t xml:space="preserve">Positive Marks: 1</w:t>
       </w:r>
     </w:p>
     <w:p>
-      <w:pPr>
-        <w:spacing w:after="0" w:before="0"/>
-      </w:pPr>
       <w:r>
-        <w:rPr>
-          <w:b w:val="0"/>
-          <w:i w:val="0"/>
-          <w:sz w:val="22"/>
-        </w:rPr>
-        <w:t>(c) Lay the infant prone during feeding</w:t>
+        <w:t xml:space="preserve">Negative Marks: 0.25</w:t>
       </w:r>
     </w:p>
     <w:p>
-      <w:pPr>
-        <w:spacing w:after="0" w:before="0"/>
-      </w:pPr>
       <w:r>
-        <w:rPr>
-          <w:b w:val="0"/>
-          <w:i w:val="0"/>
-          <w:sz w:val="22"/>
-        </w:rPr>
-        <w:t>(d) Feed the infant in a fully reclined position</w:t>
+        <w:t xml:space="preserve"/>
       </w:r>
     </w:p>
     <w:p>
-      <w:pPr>
-        <w:spacing w:after="0" w:before="40"/>
-      </w:pPr>
       <w:r>
-        <w:rPr>
-          <w:b/>
-          <w:i w:val="0"/>
-          <w:sz w:val="22"/>
-        </w:rPr>
-        <w:t>Answer: a</w:t>
+        <w:t xml:space="preserve">Question: A client with a spinal cord injury at T4 is at risk for autonomic dysreflexia. Which stimulus is most likely to trigger this condition?</w:t>
       </w:r>
     </w:p>
     <w:p>
-      <w:pPr>
-        <w:spacing w:after="0" w:before="0"/>
-      </w:pPr>
       <w:r>
-        <w:rPr>
-          <w:b w:val="0"/>
-          <w:i w:val="0"/>
-          <w:sz w:val="21"/>
-        </w:rPr>
-        <w:t>Solution: For gastroesophageal reflux, the infant is kept upright after feeding and the head of the crib is elevated; the infant is placed on the back for sleep to reduce sudden infant death syndrome risk, and feeds are given in a semi-upright position with frequent burping.</w:t>
+        <w:t xml:space="preserve">(a) A distended bladder</w:t>
       </w:r>
     </w:p>
     <w:p>
-      <w:pPr>
-        <w:spacing w:after="0" w:before="0"/>
-      </w:pPr>
       <w:r>
-        <w:rPr>
-          <w:b w:val="0"/>
-          <w:i w:val="0"/>
-          <w:sz w:val="20"/>
-        </w:rPr>
-        <w:t>Positive Marks: 1</w:t>
+        <w:t xml:space="preserve">(b) A loud noise</w:t>
       </w:r>
     </w:p>
     <w:p>
-      <w:pPr>
-        <w:spacing w:after="160" w:before="0"/>
-      </w:pPr>
       <w:r>
-        <w:rPr>
-          <w:b w:val="0"/>
-          <w:i w:val="0"/>
-          <w:sz w:val="20"/>
-        </w:rPr>
-        <w:t>Negative Marks: 0.25</w:t>
+        <w:t xml:space="preserve">(c) Bright lights</w:t>
       </w:r>
     </w:p>
     <w:p>
-      <w:pPr>
-        <w:spacing w:after="40" w:before="120"/>
-      </w:pPr>
       <w:r>
-        <w:rPr>
-          <w:b w:val="0"/>
-          <w:i w:val="0"/>
-          <w:sz w:val="22"/>
-        </w:rPr>
-        <w:t>Question: A school-age child with asthma has a peak flow reading in the yellow zone. Which action is indicated?</w:t>
+        <w:t xml:space="preserve">(d) Cold air</w:t>
       </w:r>
     </w:p>
     <w:p>
-      <w:pPr>
-        <w:spacing w:after="0" w:before="0"/>
-      </w:pPr>
       <w:r>
-        <w:rPr>
-          <w:b w:val="0"/>
-          <w:i w:val="0"/>
-          <w:sz w:val="22"/>
-        </w:rPr>
-        <w:t>(a) The child should use the rescue inhaler and follow the asthma action plan for the yellow zone</w:t>
+        <w:t xml:space="preserve">Answer: a</w:t>
       </w:r>
     </w:p>
     <w:p>
-      <w:pPr>
-        <w:spacing w:after="0" w:before="0"/>
-      </w:pPr>
       <w:r>
-        <w:rPr>
-          <w:b w:val="0"/>
-          <w:i w:val="0"/>
-          <w:sz w:val="22"/>
-        </w:rPr>
-        <w:t>(b) The child needs emergency care immediately</w:t>
+        <w:t xml:space="preserve">Solution: Autonomic dysreflexia in injuries above T6 is typically triggered by a noxious stimulus below the injury level, most commonly a distended bladder or impacted bowel. It causes severe hypertension and bradycardia.</w:t>
       </w:r>
     </w:p>
     <w:p>
-      <w:pPr>
-        <w:spacing w:after="0" w:before="0"/>
-      </w:pPr>
       <w:r>
-        <w:rPr>
-          <w:b w:val="0"/>
-          <w:i w:val="0"/>
-          <w:sz w:val="22"/>
-        </w:rPr>
-        <w:t>(c) No action is needed because the child feels fine</w:t>
+        <w:t xml:space="preserve">Positive Marks: 1</w:t>
       </w:r>
     </w:p>
     <w:p>
-      <w:pPr>
-        <w:spacing w:after="0" w:before="0"/>
-      </w:pPr>
       <w:r>
-        <w:rPr>
-          <w:b w:val="0"/>
-          <w:i w:val="0"/>
-          <w:sz w:val="22"/>
-        </w:rPr>
-        <w:t>(d) The child should take double the controller dose every hour</w:t>
+        <w:t xml:space="preserve">Negative Marks: 0.25</w:t>
       </w:r>
     </w:p>
     <w:p>
-      <w:pPr>
-        <w:spacing w:after="0" w:before="40"/>
-      </w:pPr>
       <w:r>
-        <w:rPr>
-          <w:b/>
-          <w:i w:val="0"/>
-          <w:sz w:val="22"/>
-        </w:rPr>
-        <w:t>Answer: a</w:t>
+        <w:t xml:space="preserve"/>
       </w:r>
     </w:p>
     <w:p>
-      <w:pPr>
-        <w:spacing w:after="0" w:before="0"/>
-      </w:pPr>
       <w:r>
-        <w:rPr>
-          <w:b w:val="0"/>
-          <w:i w:val="0"/>
-          <w:sz w:val="21"/>
-        </w:rPr>
-        <w:t>Solution: Peak flow zones guide asthma management: the green zone indicates good control, the yellow zone signals caution and the need for a rescue inhaler per the action plan, and the red zone is a medical emergency; the nurse teaches the child and family the meaning of each zone.</w:t>
+        <w:t xml:space="preserve">Question: A client is prescribed an antacid for peptic ulcer disease. The nurse should teach the client to take the antacid:</w:t>
       </w:r>
     </w:p>
     <w:p>
-      <w:pPr>
-        <w:spacing w:after="0" w:before="0"/>
-      </w:pPr>
       <w:r>
-        <w:rPr>
-          <w:b w:val="0"/>
-          <w:i w:val="0"/>
-          <w:sz w:val="20"/>
-        </w:rPr>
-        <w:t>Positive Marks: 1</w:t>
+        <w:t xml:space="preserve">(a) 1–2 hours after meals and at bedtime</w:t>
       </w:r>
     </w:p>
     <w:p>
-      <w:pPr>
-        <w:spacing w:after="160" w:before="0"/>
-      </w:pPr>
       <w:r>
-        <w:rPr>
-          <w:b w:val="0"/>
-          <w:i w:val="0"/>
-          <w:sz w:val="20"/>
-        </w:rPr>
-        <w:t>Negative Marks: 0.25</w:t>
+        <w:t xml:space="preserve">(b) With the meal to mix with food</w:t>
       </w:r>
     </w:p>
     <w:p>
-      <w:pPr>
-        <w:spacing w:after="40" w:before="120"/>
-      </w:pPr>
       <w:r>
-        <w:rPr>
-          <w:b w:val="0"/>
-          <w:i w:val="0"/>
-          <w:sz w:val="22"/>
-        </w:rPr>
-        <w:t>Question: Which action is the first step in a community health assessment?</w:t>
+        <w:t xml:space="preserve">(c) Only when severe pain occurs</w:t>
       </w:r>
     </w:p>
     <w:p>
-      <w:pPr>
-        <w:spacing w:after="0" w:before="0"/>
-      </w:pPr>
       <w:r>
-        <w:rPr>
-          <w:b w:val="0"/>
-          <w:i w:val="0"/>
-          <w:sz w:val="22"/>
-        </w:rPr>
-        <w:t>(a) Collecting data about the community's health status and needs</w:t>
+        <w:t xml:space="preserve">(d) Immediately before meals</w:t>
       </w:r>
     </w:p>
     <w:p>
-      <w:pPr>
-        <w:spacing w:after="0" w:before="0"/>
-      </w:pPr>
       <w:r>
-        <w:rPr>
-          <w:b w:val="0"/>
-          <w:i w:val="0"/>
-          <w:sz w:val="22"/>
-        </w:rPr>
-        <w:t>(b) Implementing interventions immediately</w:t>
+        <w:t xml:space="preserve">Answer: a</w:t>
       </w:r>
     </w:p>
     <w:p>
-      <w:pPr>
-        <w:spacing w:after="0" w:before="0"/>
-      </w:pPr>
       <w:r>
-        <w:rPr>
-          <w:b w:val="0"/>
-          <w:i w:val="0"/>
-          <w:sz w:val="22"/>
-        </w:rPr>
-        <w:t>(c) Evaluating programs that already exist</w:t>
+        <w:t xml:space="preserve">Solution: Antacids are most effective 1–2 hours after meals (when gastric acid secretion peaks) and at bedtime. They neutralize acid already present and do not prevent secretion.</w:t>
       </w:r>
     </w:p>
     <w:p>
-      <w:pPr>
-        <w:spacing w:after="0" w:before="0"/>
-      </w:pPr>
       <w:r>
-        <w:rPr>
-          <w:b w:val="0"/>
-          <w:i w:val="0"/>
-          <w:sz w:val="22"/>
-        </w:rPr>
-        <w:t>(d) Writing a funding proposal</w:t>
+        <w:t xml:space="preserve">Positive Marks: 1</w:t>
       </w:r>
     </w:p>
     <w:p>
-      <w:pPr>
-        <w:spacing w:after="0" w:before="40"/>
-      </w:pPr>
       <w:r>
-        <w:rPr>
-          <w:b/>
-          <w:i w:val="0"/>
-          <w:sz w:val="22"/>
-        </w:rPr>
-        <w:t>Answer: a</w:t>
+        <w:t xml:space="preserve">Negative Marks: 0.25</w:t>
       </w:r>
     </w:p>
     <w:p>
-      <w:pPr>
-        <w:spacing w:after="0" w:before="0"/>
-      </w:pPr>
       <w:r>
-        <w:rPr>
-          <w:b w:val="0"/>
-          <w:i w:val="0"/>
-          <w:sz w:val="21"/>
-        </w:rPr>
-        <w:t>Solution: A community health assessment begins with data collection about the population's health status, demographics, risks, and resources; the data are analyzed to identify needs and priorities, which then guide planning and implementation of interventions.</w:t>
+        <w:t xml:space="preserve"/>
       </w:r>
     </w:p>
     <w:p>
-      <w:pPr>
-        <w:spacing w:after="0" w:before="0"/>
-      </w:pPr>
       <w:r>
-        <w:rPr>
-          <w:b w:val="0"/>
-          <w:i w:val="0"/>
-          <w:sz w:val="20"/>
-        </w:rPr>
-        <w:t>Positive Marks: 1</w:t>
+        <w:t xml:space="preserve">Question: A client with a diagnosis of asthma is prescribed an inhaled corticosteroid and a bronchodilator. The nurse should instruct the client to:</w:t>
       </w:r>
     </w:p>
     <w:p>
-      <w:pPr>
-        <w:spacing w:after="160" w:before="0"/>
-      </w:pPr>
       <w:r>
-        <w:rPr>
-          <w:b w:val="0"/>
-          <w:i w:val="0"/>
-          <w:sz w:val="20"/>
-        </w:rPr>
-        <w:t>Negative Marks: 0.25</w:t>
+        <w:t xml:space="preserve">(a) Use the bronchodilator first, then the corticosteroid</w:t>
       </w:r>
     </w:p>
     <w:p>
-      <w:pPr>
-        <w:spacing w:after="40" w:before="120"/>
-      </w:pPr>
       <w:r>
-        <w:rPr>
-          <w:b w:val="0"/>
-          <w:i w:val="0"/>
-          <w:sz w:val="22"/>
-        </w:rPr>
-        <w:t>Question: A community health nurse is teaching a family about preventing dengue. Which instruction is most important?</w:t>
+        <w:t xml:space="preserve">(b) Use the corticosteroid first, then the bronchodilator</w:t>
       </w:r>
     </w:p>
     <w:p>
-      <w:pPr>
-        <w:spacing w:after="0" w:before="0"/>
-      </w:pPr>
       <w:r>
-        <w:rPr>
-          <w:b w:val="0"/>
-          <w:i w:val="0"/>
-          <w:sz w:val="22"/>
-        </w:rPr>
-        <w:t>(a) Eliminate stagnant water where mosquitoes breed, such as in containers and tires</w:t>
+        <w:t xml:space="preserve">(c) Use both at the same time</w:t>
       </w:r>
     </w:p>
     <w:p>
-      <w:pPr>
-        <w:spacing w:after="0" w:before="0"/>
-      </w:pPr>
       <w:r>
-        <w:rPr>
-          <w:b w:val="0"/>
-          <w:i w:val="0"/>
-          <w:sz w:val="22"/>
-        </w:rPr>
-        <w:t>(b) Vaccinate all family members with the measles vaccine</w:t>
+        <w:t xml:space="preserve">(d) Use only one of the medications daily</w:t>
       </w:r>
     </w:p>
     <w:p>
-      <w:pPr>
-        <w:spacing w:after="0" w:before="0"/>
-      </w:pPr>
       <w:r>
-        <w:rPr>
-          <w:b w:val="0"/>
-          <w:i w:val="0"/>
-          <w:sz w:val="22"/>
-        </w:rPr>
-        <w:t>(c) Take antibiotics daily during the monsoon</w:t>
+        <w:t xml:space="preserve">Answer: a</w:t>
       </w:r>
     </w:p>
     <w:p>
-      <w:pPr>
-        <w:spacing w:after="0" w:before="0"/>
-      </w:pPr>
       <w:r>
-        <w:rPr>
-          <w:b w:val="0"/>
-          <w:i w:val="0"/>
-          <w:sz w:val="22"/>
-        </w:rPr>
-        <w:t>(d) Sleep with open windows to improve ventilation</w:t>
+        <w:t xml:space="preserve">Solution: The bronchodilator is used first to open the airways, then the corticosteroid is inhaled so it reaches deeper into the lungs. The mouth is rinsed after corticosteroid use.</w:t>
       </w:r>
     </w:p>
     <w:p>
-      <w:pPr>
-        <w:spacing w:after="0" w:before="40"/>
-      </w:pPr>
       <w:r>
-        <w:rPr>
-          <w:b/>
-          <w:i w:val="0"/>
-          <w:sz w:val="22"/>
-        </w:rPr>
-        <w:t>Answer: a</w:t>
+        <w:t xml:space="preserve">Positive Marks: 1</w:t>
       </w:r>
     </w:p>
     <w:p>
-      <w:pPr>
-        <w:spacing w:after="0" w:before="0"/>
-      </w:pPr>
       <w:r>
-        <w:rPr>
-          <w:b w:val="0"/>
-          <w:i w:val="0"/>
-          <w:sz w:val="21"/>
-        </w:rPr>
-        <w:t>Solution: Dengue is transmitted by Aedes mosquitoes that breed in clean stagnant water, so source reduction (emptying, covering, or destroying containers, tires, and coolers that hold water) is the key preventive measure, along with personal protection such as repellents and screens.</w:t>
+        <w:t xml:space="preserve">Negative Marks: 0.25</w:t>
       </w:r>
     </w:p>
     <w:p>
-      <w:pPr>
-        <w:spacing w:after="0" w:before="0"/>
-      </w:pPr>
       <w:r>
-        <w:rPr>
-          <w:b w:val="0"/>
-          <w:i w:val="0"/>
-          <w:sz w:val="20"/>
-        </w:rPr>
-        <w:t>Positive Marks: 1</w:t>
+        <w:t xml:space="preserve"/>
       </w:r>
     </w:p>
     <w:p>
-      <w:pPr>
-        <w:spacing w:after="160" w:before="0"/>
-      </w:pPr>
       <w:r>
-        <w:rPr>
-          <w:b w:val="0"/>
-          <w:i w:val="0"/>
-          <w:sz w:val="20"/>
-        </w:rPr>
-        <w:t>Negative Marks: 0.25</w:t>
+        <w:t xml:space="preserve">Question: A client is admitted with a diagnosis of severe dehydration. Which IV solution is most appropriate for initial fluid replacement?</w:t>
+      </w:r>
+    </w:p>
+    <w:p>
+      <w:r>
+        <w:t xml:space="preserve">(a) 0.9% normal saline (isotonic)</w:t>
+      </w:r>
+    </w:p>
+    <w:p>
+      <w:r>
+        <w:t xml:space="preserve">(b) 5% dextrose in water</w:t>
+      </w:r>
+    </w:p>
+    <w:p>
+      <w:r>
+        <w:t xml:space="preserve">(c) 3% saline (hypertonic)</w:t>
+      </w:r>
+    </w:p>
+    <w:p>
+      <w:r>
+        <w:t xml:space="preserve">(d) 0.225% saline (hypotonic)</w:t>
+      </w:r>
+    </w:p>
+    <w:p>
+      <w:r>
+        <w:t xml:space="preserve">Answer: a</w:t>
+      </w:r>
+    </w:p>
+    <w:p>
+      <w:r>
+        <w:t xml:space="preserve">Solution: Isotonic solutions such as normal saline or lactated Ringer's are used for initial volume replacement in dehydration and hypovolemia. Hypertonic saline is reserved for specific conditions like hyponatremia.</w:t>
+      </w:r>
+    </w:p>
+    <w:p>
+      <w:r>
+        <w:t xml:space="preserve">Positive Marks: 1</w:t>
+      </w:r>
+    </w:p>
+    <w:p>
+      <w:r>
+        <w:t xml:space="preserve">Negative Marks: 0.25</w:t>
+      </w:r>
+    </w:p>
+    <w:p>
+      <w:r>
+        <w:t xml:space="preserve"/>
+      </w:r>
+    </w:p>
+    <w:p>
+      <w:r>
+        <w:t xml:space="preserve">Question: The nurse is evaluating a client's understanding of insulin storage. Which statement indicates correct learning?</w:t>
+      </w:r>
+    </w:p>
+    <w:p>
+      <w:r>
+        <w:t xml:space="preserve">(a) "I will keep my unopened insulin in the refrigerator."</w:t>
+      </w:r>
+    </w:p>
+    <w:p>
+      <w:r>
+        <w:t xml:space="preserve">(b) "I will freeze my insulin to keep it fresh."</w:t>
+      </w:r>
+    </w:p>
+    <w:p>
+      <w:r>
+        <w:t xml:space="preserve">(c) "I will leave opened insulin in direct sunlight."</w:t>
+      </w:r>
+    </w:p>
+    <w:p>
+      <w:r>
+        <w:t xml:space="preserve">(d) "I will store insulin in the car during summer."</w:t>
+      </w:r>
+    </w:p>
+    <w:p>
+      <w:r>
+        <w:t xml:space="preserve">Answer: a</w:t>
+      </w:r>
+    </w:p>
+    <w:p>
+      <w:r>
+        <w:t xml:space="preserve">Solution: Unopened insulin is refrigerated; opened vials may be kept at room temperature for up to 28 days (per manufacturer) but never frozen or exposed to heat or direct sunlight.</w:t>
+      </w:r>
+    </w:p>
+    <w:p>
+      <w:r>
+        <w:t xml:space="preserve">Positive Marks: 1</w:t>
+      </w:r>
+    </w:p>
+    <w:p>
+      <w:r>
+        <w:t xml:space="preserve">Negative Marks: 0.25</w:t>
       </w:r>
     </w:p>
     <w:sectPr>
       <w:pgSz w:w="12240" w:h="15840"/>
-      <w:pgMar w:top="864" w:right="1008" w:bottom="864" w:left="1008" w:header="720" w:footer="720" w:gutter="0"/>
+      <w:pgMar w:top="1440" w:right="1800" w:bottom="1440" w:left="1800" w:header="720" w:footer="720" w:gutter="0"/>
       <w:cols w:space="720"/>
       <w:docGrid w:linePitch="360"/>
     </w:sectPr>
@@ -2715,10 +1365,6 @@
     <w:name w:val="Normal"/>
     <w:qFormat/>
     <w:rsid w:val="00FC693F"/>
-    <w:rPr>
-      <w:rFonts w:ascii="Calibri" w:hAnsi="Calibri"/>
-      <w:sz w:val="22"/>
-    </w:rPr>
   </w:style>
   <w:style w:type="paragraph" w:styleId="Header">
     <w:name w:val="header"/>
